--- a/Knowledge/3-Work knowledge/1-Software Engineering/2-Testing/5-My Source/1-ISTQB Foundation Level/5-Test Management/5-Test Techniques/2-Types of White-Box Techniques/5-Multiple Condition Coverage (MCC).docx
+++ b/Knowledge/3-Work knowledge/1-Software Engineering/2-Testing/5-My Source/1-ISTQB Foundation Level/5-Test Management/5-Test Techniques/2-Types of White-Box Techniques/5-Multiple Condition Coverage (MCC).docx
@@ -35,51 +35,77 @@
       </w:pPr>
       <w:r>
         <w:rPr>
-          <w:b/>
-          <w:shd w:val="clear" w:color="auto" w:fill="B7B7B7"/>
-        </w:rPr>
-        <w:t># Source</w:t>
-      </w:r>
-      <w:r>
-        <w:rPr>
-          <w:shd w:val="clear" w:color="auto" w:fill="B7B7B7"/>
-        </w:rPr>
-        <w:t xml:space="preserve">: </w:t>
-      </w:r>
-      <w:r>
-        <w:rPr>
-          <w:b/>
-          <w:shd w:val="clear" w:color="auto" w:fill="B7B7B7"/>
-        </w:rPr>
-        <w:t xml:space="preserve">Chatgpt </w:t>
-      </w:r>
-      <w:r>
-        <w:rPr>
-          <w:b/>
-          <w:sz w:val="14"/>
-          <w:szCs w:val="14"/>
-          <w:shd w:val="clear" w:color="auto" w:fill="B7B7B7"/>
-        </w:rPr>
-        <w:t>(GPT</w:t>
-      </w:r>
-      <w:r>
-        <w:rPr>
-          <w:rFonts w:ascii="Cambria Math" w:hAnsi="Cambria Math" w:cs="Cambria Math"/>
-          <w:b/>
-          <w:sz w:val="14"/>
-          <w:szCs w:val="14"/>
-          <w:shd w:val="clear" w:color="auto" w:fill="B7B7B7"/>
+          <w:rFonts w:ascii="Arial" w:eastAsia="Arial" w:hAnsi="Arial" w:cs="Arial"/>
+          <w:b/>
+          <w:color w:val="000000"/>
+          <w:sz w:val="18"/>
+          <w:highlight w:val="lightGray"/>
+        </w:rPr>
+        <w:t># Source: AI Source: Provided by: [Data Path</w:t>
+      </w:r>
+      <w:r>
+        <w:rPr>
+          <w:rFonts w:ascii="Arial" w:eastAsia="Arial" w:hAnsi="Arial" w:cs="Arial"/>
+          <w:color w:val="000000"/>
+          <w:sz w:val="18"/>
+          <w:highlight w:val="lightGray"/>
+        </w:rPr>
+        <w:t xml:space="preserve">: Persons Table -&gt; ID Column: 1, Name_En Column: Motasem Essam] -&gt; </w:t>
+      </w:r>
+      <w:r>
+        <w:rPr>
+          <w:rFonts w:ascii="Arial" w:eastAsia="Arial" w:hAnsi="Arial" w:cs="Arial"/>
+          <w:b/>
+          <w:color w:val="000000"/>
+          <w:sz w:val="18"/>
+          <w:highlight w:val="lightGray"/>
+        </w:rPr>
+        <w:t>From:</w:t>
+      </w:r>
+      <w:r>
+        <w:rPr>
+          <w:rFonts w:ascii="Arial" w:eastAsia="Arial" w:hAnsi="Arial" w:cs="Arial"/>
+          <w:color w:val="000000"/>
+          <w:sz w:val="18"/>
+          <w:highlight w:val="lightGray"/>
+        </w:rPr>
+        <w:t xml:space="preserve"> [Chatgpt (GPT</w:t>
+      </w:r>
+      <w:r>
+        <w:rPr>
+          <w:rFonts w:ascii="Arial" w:eastAsia="Arial" w:hAnsi="Arial" w:cs="Cambria Math"/>
+          <w:color w:val="000000"/>
+          <w:sz w:val="18"/>
+          <w:highlight w:val="lightGray"/>
         </w:rPr>
         <w:t>‑</w:t>
       </w:r>
       <w:r>
         <w:rPr>
-          <w:b/>
-          <w:sz w:val="14"/>
-          <w:szCs w:val="14"/>
-          <w:shd w:val="clear" w:color="auto" w:fill="B7B7B7"/>
-        </w:rPr>
-        <w:t>5 Mini) at [8/16/2025]</w:t>
+          <w:rFonts w:ascii="Arial" w:eastAsia="Arial" w:hAnsi="Arial" w:cs="Arial"/>
+          <w:color w:val="000000"/>
+          <w:sz w:val="18"/>
+          <w:highlight w:val="lightGray"/>
+        </w:rPr>
+        <w:t xml:space="preserve">5 Mini)] </w:t>
+      </w:r>
+      <w:r>
+        <w:rPr>
+          <w:rFonts w:ascii="Arial" w:eastAsia="Arial" w:hAnsi="Arial" w:cs="Arial"/>
+          <w:b/>
+          <w:color w:val="000000"/>
+          <w:sz w:val="18"/>
+          <w:highlight w:val="lightGray"/>
+        </w:rPr>
+        <w:t>on</w:t>
+      </w:r>
+      <w:r>
+        <w:rPr>
+          <w:rFonts w:ascii="Arial" w:eastAsia="Arial" w:hAnsi="Arial"/>
+          <w:sz w:val="18"/>
+          <w:highlight w:val="lightGray"/>
+        </w:rPr>
+        <w:t xml:space="preserve"> [8/16/2025]</w:t>
       </w:r>
     </w:p>
     <w:p>
@@ -171,7 +197,7 @@
     </w:p>
     <w:p>
       <w:r>
-        <w:pict w14:anchorId="09CBAF0F">
+        <w:pict w14:anchorId="7CBFD014">
           <v:rect id="_x0000_i1025" style="width:0;height:1.5pt" o:hralign="center" o:hrstd="t" o:hr="t" fillcolor="#a0a0a0" stroked="f"/>
         </w:pict>
       </w:r>
@@ -195,51 +221,77 @@
       </w:pPr>
       <w:r>
         <w:rPr>
-          <w:b/>
-          <w:shd w:val="clear" w:color="auto" w:fill="B7B7B7"/>
-        </w:rPr>
-        <w:t># Source</w:t>
-      </w:r>
-      <w:r>
-        <w:rPr>
-          <w:shd w:val="clear" w:color="auto" w:fill="B7B7B7"/>
-        </w:rPr>
-        <w:t xml:space="preserve">: </w:t>
-      </w:r>
-      <w:r>
-        <w:rPr>
-          <w:b/>
-          <w:shd w:val="clear" w:color="auto" w:fill="B7B7B7"/>
-        </w:rPr>
-        <w:t xml:space="preserve">Chatgpt </w:t>
-      </w:r>
-      <w:r>
-        <w:rPr>
-          <w:b/>
-          <w:sz w:val="14"/>
-          <w:szCs w:val="14"/>
-          <w:shd w:val="clear" w:color="auto" w:fill="B7B7B7"/>
-        </w:rPr>
-        <w:t>(GPT</w:t>
-      </w:r>
-      <w:r>
-        <w:rPr>
-          <w:rFonts w:ascii="Cambria Math" w:hAnsi="Cambria Math" w:cs="Cambria Math"/>
-          <w:b/>
-          <w:sz w:val="14"/>
-          <w:szCs w:val="14"/>
-          <w:shd w:val="clear" w:color="auto" w:fill="B7B7B7"/>
+          <w:rFonts w:ascii="Arial" w:eastAsia="Arial" w:hAnsi="Arial" w:cs="Arial"/>
+          <w:b/>
+          <w:color w:val="000000"/>
+          <w:sz w:val="18"/>
+          <w:highlight w:val="lightGray"/>
+        </w:rPr>
+        <w:t># Source: AI Source: Provided by: [Data Path</w:t>
+      </w:r>
+      <w:r>
+        <w:rPr>
+          <w:rFonts w:ascii="Arial" w:eastAsia="Arial" w:hAnsi="Arial" w:cs="Arial"/>
+          <w:color w:val="000000"/>
+          <w:sz w:val="18"/>
+          <w:highlight w:val="lightGray"/>
+        </w:rPr>
+        <w:t xml:space="preserve">: Persons Table -&gt; ID Column: 1, Name_En Column: Motasem Essam] -&gt; </w:t>
+      </w:r>
+      <w:r>
+        <w:rPr>
+          <w:rFonts w:ascii="Arial" w:eastAsia="Arial" w:hAnsi="Arial" w:cs="Arial"/>
+          <w:b/>
+          <w:color w:val="000000"/>
+          <w:sz w:val="18"/>
+          <w:highlight w:val="lightGray"/>
+        </w:rPr>
+        <w:t>From:</w:t>
+      </w:r>
+      <w:r>
+        <w:rPr>
+          <w:rFonts w:ascii="Arial" w:eastAsia="Arial" w:hAnsi="Arial" w:cs="Arial"/>
+          <w:color w:val="000000"/>
+          <w:sz w:val="18"/>
+          <w:highlight w:val="lightGray"/>
+        </w:rPr>
+        <w:t xml:space="preserve"> [Chatgpt (GPT</w:t>
+      </w:r>
+      <w:r>
+        <w:rPr>
+          <w:rFonts w:ascii="Arial" w:eastAsia="Arial" w:hAnsi="Arial" w:cs="Cambria Math"/>
+          <w:color w:val="000000"/>
+          <w:sz w:val="18"/>
+          <w:highlight w:val="lightGray"/>
         </w:rPr>
         <w:t>‑</w:t>
       </w:r>
       <w:r>
         <w:rPr>
-          <w:b/>
-          <w:sz w:val="14"/>
-          <w:szCs w:val="14"/>
-          <w:shd w:val="clear" w:color="auto" w:fill="B7B7B7"/>
-        </w:rPr>
-        <w:t>5 Mini) at [8/16/2025]</w:t>
+          <w:rFonts w:ascii="Arial" w:eastAsia="Arial" w:hAnsi="Arial" w:cs="Arial"/>
+          <w:color w:val="000000"/>
+          <w:sz w:val="18"/>
+          <w:highlight w:val="lightGray"/>
+        </w:rPr>
+        <w:t xml:space="preserve">5 Mini)] </w:t>
+      </w:r>
+      <w:r>
+        <w:rPr>
+          <w:rFonts w:ascii="Arial" w:eastAsia="Arial" w:hAnsi="Arial" w:cs="Arial"/>
+          <w:b/>
+          <w:color w:val="000000"/>
+          <w:sz w:val="18"/>
+          <w:highlight w:val="lightGray"/>
+        </w:rPr>
+        <w:t>on</w:t>
+      </w:r>
+      <w:r>
+        <w:rPr>
+          <w:rFonts w:ascii="Arial" w:eastAsia="Arial" w:hAnsi="Arial"/>
+          <w:sz w:val="18"/>
+          <w:highlight w:val="lightGray"/>
+        </w:rPr>
+        <w:t xml:space="preserve"> [8/16/2025]</w:t>
       </w:r>
     </w:p>
     <w:p>
@@ -248,7 +300,7 @@
           <w:noProof/>
         </w:rPr>
         <w:drawing>
-          <wp:inline distT="114300" distB="114300" distL="114300" distR="114300" wp14:anchorId="7A66A12A" wp14:editId="4E41B07C">
+          <wp:inline distT="114300" distB="114300" distL="114300" distR="114300" wp14:anchorId="1317FED9" wp14:editId="1A98929E">
             <wp:extent cx="5943600" cy="889000"/>
             <wp:effectExtent l="0" t="0" r="0" b="0"/>
             <wp:docPr id="3" name="image1.png"/>
@@ -323,7 +375,7 @@
           <w:ilvl w:val="0"/>
           <w:numId w:val="1"/>
         </w:numPr>
-        <w:spacing w:before="240"/>
+        <w:spacing w:before="240" w:after="0" w:line="276" w:lineRule="auto"/>
         <w:rPr>
           <w:rFonts w:ascii="Roboto Mono" w:eastAsia="Roboto Mono" w:hAnsi="Roboto Mono" w:cs="Roboto Mono"/>
         </w:rPr>
@@ -347,6 +399,7 @@
           <w:ilvl w:val="1"/>
           <w:numId w:val="1"/>
         </w:numPr>
+        <w:spacing w:after="0" w:line="276" w:lineRule="auto"/>
         <w:rPr>
           <w:rFonts w:ascii="Roboto Mono" w:eastAsia="Roboto Mono" w:hAnsi="Roboto Mono" w:cs="Roboto Mono"/>
         </w:rPr>
@@ -372,7 +425,7 @@
           <w:ilvl w:val="1"/>
           <w:numId w:val="1"/>
         </w:numPr>
-        <w:spacing w:after="240"/>
+        <w:spacing w:after="240" w:line="276" w:lineRule="auto"/>
         <w:rPr>
           <w:rFonts w:ascii="Roboto Mono" w:eastAsia="Roboto Mono" w:hAnsi="Roboto Mono" w:cs="Roboto Mono"/>
         </w:rPr>
@@ -412,7 +465,7 @@
           <w:ilvl w:val="0"/>
           <w:numId w:val="5"/>
         </w:numPr>
-        <w:spacing w:before="240"/>
+        <w:spacing w:before="240" w:after="0" w:line="276" w:lineRule="auto"/>
       </w:pPr>
       <w:r>
         <w:rPr>
@@ -448,13 +501,13 @@
           <w:ilvl w:val="0"/>
           <w:numId w:val="5"/>
         </w:numPr>
+        <w:spacing w:after="0" w:line="276" w:lineRule="auto"/>
       </w:pPr>
       <w:r>
         <w:rPr>
           <w:rFonts w:ascii="Roboto Mono" w:eastAsia="Roboto Mono" w:hAnsi="Roboto Mono" w:cs="Roboto Mono"/>
           <w:color w:val="188038"/>
         </w:rPr>
-        <w:lastRenderedPageBreak/>
         <w:t>x &gt; 0 = True</w:t>
       </w:r>
       <w:r>
@@ -484,6 +537,7 @@
           <w:ilvl w:val="0"/>
           <w:numId w:val="5"/>
         </w:numPr>
+        <w:spacing w:after="0" w:line="276" w:lineRule="auto"/>
       </w:pPr>
       <w:r>
         <w:rPr>
@@ -519,7 +573,7 @@
           <w:ilvl w:val="0"/>
           <w:numId w:val="5"/>
         </w:numPr>
-        <w:spacing w:after="240"/>
+        <w:spacing w:after="240" w:line="276" w:lineRule="auto"/>
       </w:pPr>
       <w:r>
         <w:rPr>
@@ -578,7 +632,7 @@
     </w:p>
     <w:p>
       <w:r>
-        <w:pict w14:anchorId="66079656">
+        <w:pict w14:anchorId="659E7DA2">
           <v:rect id="_x0000_i1026" style="width:0;height:1.5pt" o:hralign="center" o:hrstd="t" o:hr="t" fillcolor="#a0a0a0" stroked="f"/>
         </w:pict>
       </w:r>
@@ -602,51 +656,77 @@
       </w:pPr>
       <w:r>
         <w:rPr>
-          <w:b/>
-          <w:shd w:val="clear" w:color="auto" w:fill="B7B7B7"/>
-        </w:rPr>
-        <w:t># Source</w:t>
-      </w:r>
-      <w:r>
-        <w:rPr>
-          <w:shd w:val="clear" w:color="auto" w:fill="B7B7B7"/>
-        </w:rPr>
-        <w:t xml:space="preserve">: </w:t>
-      </w:r>
-      <w:r>
-        <w:rPr>
-          <w:b/>
-          <w:shd w:val="clear" w:color="auto" w:fill="B7B7B7"/>
-        </w:rPr>
-        <w:t xml:space="preserve">Chatgpt </w:t>
-      </w:r>
-      <w:r>
-        <w:rPr>
-          <w:b/>
-          <w:sz w:val="14"/>
-          <w:szCs w:val="14"/>
-          <w:shd w:val="clear" w:color="auto" w:fill="B7B7B7"/>
-        </w:rPr>
-        <w:t>(GPT</w:t>
-      </w:r>
-      <w:r>
-        <w:rPr>
-          <w:rFonts w:ascii="Cambria Math" w:hAnsi="Cambria Math" w:cs="Cambria Math"/>
-          <w:b/>
-          <w:sz w:val="14"/>
-          <w:szCs w:val="14"/>
-          <w:shd w:val="clear" w:color="auto" w:fill="B7B7B7"/>
+          <w:rFonts w:ascii="Arial" w:eastAsia="Arial" w:hAnsi="Arial" w:cs="Arial"/>
+          <w:b/>
+          <w:color w:val="000000"/>
+          <w:sz w:val="18"/>
+          <w:highlight w:val="lightGray"/>
+        </w:rPr>
+        <w:t># Source: AI Source: Provided by: [Data Path</w:t>
+      </w:r>
+      <w:r>
+        <w:rPr>
+          <w:rFonts w:ascii="Arial" w:eastAsia="Arial" w:hAnsi="Arial" w:cs="Arial"/>
+          <w:color w:val="000000"/>
+          <w:sz w:val="18"/>
+          <w:highlight w:val="lightGray"/>
+        </w:rPr>
+        <w:t xml:space="preserve">: Persons Table -&gt; ID Column: 1, Name_En Column: Motasem Essam] -&gt; </w:t>
+      </w:r>
+      <w:r>
+        <w:rPr>
+          <w:rFonts w:ascii="Arial" w:eastAsia="Arial" w:hAnsi="Arial" w:cs="Arial"/>
+          <w:b/>
+          <w:color w:val="000000"/>
+          <w:sz w:val="18"/>
+          <w:highlight w:val="lightGray"/>
+        </w:rPr>
+        <w:t>From:</w:t>
+      </w:r>
+      <w:r>
+        <w:rPr>
+          <w:rFonts w:ascii="Arial" w:eastAsia="Arial" w:hAnsi="Arial" w:cs="Arial"/>
+          <w:color w:val="000000"/>
+          <w:sz w:val="18"/>
+          <w:highlight w:val="lightGray"/>
+        </w:rPr>
+        <w:t xml:space="preserve"> [Chatgpt (GPT</w:t>
+      </w:r>
+      <w:r>
+        <w:rPr>
+          <w:rFonts w:ascii="Arial" w:eastAsia="Arial" w:hAnsi="Arial" w:cs="Cambria Math"/>
+          <w:color w:val="000000"/>
+          <w:sz w:val="18"/>
+          <w:highlight w:val="lightGray"/>
         </w:rPr>
         <w:t>‑</w:t>
       </w:r>
       <w:r>
         <w:rPr>
-          <w:b/>
-          <w:sz w:val="14"/>
-          <w:szCs w:val="14"/>
-          <w:shd w:val="clear" w:color="auto" w:fill="B7B7B7"/>
-        </w:rPr>
-        <w:t>5 Mini) at [8/16/2025]</w:t>
+          <w:rFonts w:ascii="Arial" w:eastAsia="Arial" w:hAnsi="Arial" w:cs="Arial"/>
+          <w:color w:val="000000"/>
+          <w:sz w:val="18"/>
+          <w:highlight w:val="lightGray"/>
+        </w:rPr>
+        <w:t xml:space="preserve">5 Mini)] </w:t>
+      </w:r>
+      <w:r>
+        <w:rPr>
+          <w:rFonts w:ascii="Arial" w:eastAsia="Arial" w:hAnsi="Arial" w:cs="Arial"/>
+          <w:b/>
+          <w:color w:val="000000"/>
+          <w:sz w:val="18"/>
+          <w:highlight w:val="lightGray"/>
+        </w:rPr>
+        <w:t>on</w:t>
+      </w:r>
+      <w:r>
+        <w:rPr>
+          <w:rFonts w:ascii="Arial" w:eastAsia="Arial" w:hAnsi="Arial"/>
+          <w:sz w:val="18"/>
+          <w:highlight w:val="lightGray"/>
+        </w:rPr>
+        <w:t xml:space="preserve"> [8/16/2025]</w:t>
       </w:r>
     </w:p>
     <w:p>
@@ -655,7 +735,7 @@
           <w:noProof/>
         </w:rPr>
         <w:drawing>
-          <wp:inline distT="114300" distB="114300" distL="114300" distR="114300" wp14:anchorId="491C51FF" wp14:editId="5E829261">
+          <wp:inline distT="114300" distB="114300" distL="114300" distR="114300" wp14:anchorId="6A3D6B52" wp14:editId="514B2445">
             <wp:extent cx="5943600" cy="901700"/>
             <wp:effectExtent l="0" t="0" r="0" b="0"/>
             <wp:docPr id="1" name="image2.png"/>
@@ -730,7 +810,7 @@
           <w:ilvl w:val="0"/>
           <w:numId w:val="7"/>
         </w:numPr>
-        <w:spacing w:before="240"/>
+        <w:spacing w:before="240" w:after="0" w:line="276" w:lineRule="auto"/>
         <w:rPr>
           <w:rFonts w:ascii="Roboto Mono" w:eastAsia="Roboto Mono" w:hAnsi="Roboto Mono" w:cs="Roboto Mono"/>
         </w:rPr>
@@ -754,6 +834,7 @@
           <w:ilvl w:val="1"/>
           <w:numId w:val="7"/>
         </w:numPr>
+        <w:spacing w:after="0" w:line="276" w:lineRule="auto"/>
         <w:rPr>
           <w:rFonts w:ascii="Roboto Mono" w:eastAsia="Roboto Mono" w:hAnsi="Roboto Mono" w:cs="Roboto Mono"/>
         </w:rPr>
@@ -779,7 +860,7 @@
           <w:ilvl w:val="1"/>
           <w:numId w:val="7"/>
         </w:numPr>
-        <w:spacing w:after="240"/>
+        <w:spacing w:after="240" w:line="276" w:lineRule="auto"/>
         <w:rPr>
           <w:rFonts w:ascii="Roboto Mono" w:eastAsia="Roboto Mono" w:hAnsi="Roboto Mono" w:cs="Roboto Mono"/>
         </w:rPr>
@@ -819,7 +900,7 @@
           <w:ilvl w:val="0"/>
           <w:numId w:val="6"/>
         </w:numPr>
-        <w:spacing w:before="240"/>
+        <w:spacing w:before="240" w:after="0" w:line="276" w:lineRule="auto"/>
       </w:pPr>
       <w:r>
         <w:rPr>
@@ -855,6 +936,7 @@
           <w:ilvl w:val="0"/>
           <w:numId w:val="6"/>
         </w:numPr>
+        <w:spacing w:after="0" w:line="276" w:lineRule="auto"/>
       </w:pPr>
       <w:r>
         <w:rPr>
@@ -890,6 +972,7 @@
           <w:ilvl w:val="0"/>
           <w:numId w:val="6"/>
         </w:numPr>
+        <w:spacing w:after="0" w:line="276" w:lineRule="auto"/>
       </w:pPr>
       <w:r>
         <w:rPr>
@@ -925,7 +1008,7 @@
           <w:ilvl w:val="0"/>
           <w:numId w:val="6"/>
         </w:numPr>
-        <w:spacing w:after="240"/>
+        <w:spacing w:after="240" w:line="276" w:lineRule="auto"/>
       </w:pPr>
       <w:r>
         <w:rPr>
@@ -966,7 +1049,6 @@
         <w:rPr>
           <w:rFonts w:ascii="Arial Unicode MS" w:eastAsia="Arial Unicode MS" w:hAnsi="Arial Unicode MS" w:cs="Arial Unicode MS"/>
         </w:rPr>
-        <w:lastRenderedPageBreak/>
         <w:t xml:space="preserve">✅ MCC requires </w:t>
       </w:r>
       <w:r>
@@ -985,7 +1067,7 @@
     </w:p>
     <w:p>
       <w:r>
-        <w:pict w14:anchorId="4C1F4171">
+        <w:pict w14:anchorId="0C469F20">
           <v:rect id="_x0000_i1027" style="width:0;height:1.5pt" o:hralign="center" o:hrstd="t" o:hr="t" fillcolor="#a0a0a0" stroked="f"/>
         </w:pict>
       </w:r>
@@ -1009,51 +1091,77 @@
       </w:pPr>
       <w:r>
         <w:rPr>
-          <w:b/>
-          <w:shd w:val="clear" w:color="auto" w:fill="B7B7B7"/>
-        </w:rPr>
-        <w:t># Source</w:t>
-      </w:r>
-      <w:r>
-        <w:rPr>
-          <w:shd w:val="clear" w:color="auto" w:fill="B7B7B7"/>
-        </w:rPr>
-        <w:t xml:space="preserve">: </w:t>
-      </w:r>
-      <w:r>
-        <w:rPr>
-          <w:b/>
-          <w:shd w:val="clear" w:color="auto" w:fill="B7B7B7"/>
-        </w:rPr>
-        <w:t xml:space="preserve">Chatgpt </w:t>
-      </w:r>
-      <w:r>
-        <w:rPr>
-          <w:b/>
-          <w:sz w:val="14"/>
-          <w:szCs w:val="14"/>
-          <w:shd w:val="clear" w:color="auto" w:fill="B7B7B7"/>
-        </w:rPr>
-        <w:t>(GPT</w:t>
-      </w:r>
-      <w:r>
-        <w:rPr>
-          <w:rFonts w:ascii="Cambria Math" w:hAnsi="Cambria Math" w:cs="Cambria Math"/>
-          <w:b/>
-          <w:sz w:val="14"/>
-          <w:szCs w:val="14"/>
-          <w:shd w:val="clear" w:color="auto" w:fill="B7B7B7"/>
+          <w:rFonts w:ascii="Arial" w:eastAsia="Arial" w:hAnsi="Arial" w:cs="Arial"/>
+          <w:b/>
+          <w:color w:val="000000"/>
+          <w:sz w:val="18"/>
+          <w:highlight w:val="lightGray"/>
+        </w:rPr>
+        <w:t># Source: AI Source: Provided by: [Data Path</w:t>
+      </w:r>
+      <w:r>
+        <w:rPr>
+          <w:rFonts w:ascii="Arial" w:eastAsia="Arial" w:hAnsi="Arial" w:cs="Arial"/>
+          <w:color w:val="000000"/>
+          <w:sz w:val="18"/>
+          <w:highlight w:val="lightGray"/>
+        </w:rPr>
+        <w:t xml:space="preserve">: Persons Table -&gt; ID Column: 1, Name_En Column: Motasem Essam] -&gt; </w:t>
+      </w:r>
+      <w:r>
+        <w:rPr>
+          <w:rFonts w:ascii="Arial" w:eastAsia="Arial" w:hAnsi="Arial" w:cs="Arial"/>
+          <w:b/>
+          <w:color w:val="000000"/>
+          <w:sz w:val="18"/>
+          <w:highlight w:val="lightGray"/>
+        </w:rPr>
+        <w:t>From:</w:t>
+      </w:r>
+      <w:r>
+        <w:rPr>
+          <w:rFonts w:ascii="Arial" w:eastAsia="Arial" w:hAnsi="Arial" w:cs="Arial"/>
+          <w:color w:val="000000"/>
+          <w:sz w:val="18"/>
+          <w:highlight w:val="lightGray"/>
+        </w:rPr>
+        <w:t xml:space="preserve"> [Chatgpt (GPT</w:t>
+      </w:r>
+      <w:r>
+        <w:rPr>
+          <w:rFonts w:ascii="Arial" w:eastAsia="Arial" w:hAnsi="Arial" w:cs="Cambria Math"/>
+          <w:color w:val="000000"/>
+          <w:sz w:val="18"/>
+          <w:highlight w:val="lightGray"/>
         </w:rPr>
         <w:t>‑</w:t>
       </w:r>
       <w:r>
         <w:rPr>
-          <w:b/>
-          <w:sz w:val="14"/>
-          <w:szCs w:val="14"/>
-          <w:shd w:val="clear" w:color="auto" w:fill="B7B7B7"/>
-        </w:rPr>
-        <w:t>5 Mini) at [8/16/2025]</w:t>
+          <w:rFonts w:ascii="Arial" w:eastAsia="Arial" w:hAnsi="Arial" w:cs="Arial"/>
+          <w:color w:val="000000"/>
+          <w:sz w:val="18"/>
+          <w:highlight w:val="lightGray"/>
+        </w:rPr>
+        <w:t xml:space="preserve">5 Mini)] </w:t>
+      </w:r>
+      <w:r>
+        <w:rPr>
+          <w:rFonts w:ascii="Arial" w:eastAsia="Arial" w:hAnsi="Arial" w:cs="Arial"/>
+          <w:b/>
+          <w:color w:val="000000"/>
+          <w:sz w:val="18"/>
+          <w:highlight w:val="lightGray"/>
+        </w:rPr>
+        <w:t>on</w:t>
+      </w:r>
+      <w:r>
+        <w:rPr>
+          <w:rFonts w:ascii="Arial" w:eastAsia="Arial" w:hAnsi="Arial"/>
+          <w:sz w:val="18"/>
+          <w:highlight w:val="lightGray"/>
+        </w:rPr>
+        <w:t xml:space="preserve"> [8/16/2025]</w:t>
       </w:r>
     </w:p>
     <w:p>
@@ -1062,7 +1170,7 @@
           <w:noProof/>
         </w:rPr>
         <w:drawing>
-          <wp:inline distT="114300" distB="114300" distL="114300" distR="114300" wp14:anchorId="52367EE9" wp14:editId="0FAF8B29">
+          <wp:inline distT="114300" distB="114300" distL="114300" distR="114300" wp14:anchorId="4ABB5218" wp14:editId="0F493332">
             <wp:extent cx="5715000" cy="876300"/>
             <wp:effectExtent l="0" t="0" r="0" b="0"/>
             <wp:docPr id="2" name="image3.png"/>
@@ -1103,7 +1211,7 @@
         <w:t>MCC (%)=Number of combinations executedTotal number of combinations×100\text{MCC (\%)} = \frac{\text{Number of combinations executed}}{\text{Total number of combinations}} \times 100</w:t>
       </w:r>
       <w:r>
-        <w:pict w14:anchorId="661E5F4B">
+        <w:pict w14:anchorId="0C5337FD">
           <v:rect id="_x0000_i1028" style="width:0;height:1.5pt" o:hralign="center" o:hrstd="t" o:hr="t" fillcolor="#a0a0a0" stroked="f"/>
         </w:pict>
       </w:r>
@@ -1130,51 +1238,77 @@
       </w:pPr>
       <w:r>
         <w:rPr>
-          <w:b/>
-          <w:shd w:val="clear" w:color="auto" w:fill="B7B7B7"/>
-        </w:rPr>
-        <w:t># Source</w:t>
-      </w:r>
-      <w:r>
-        <w:rPr>
-          <w:shd w:val="clear" w:color="auto" w:fill="B7B7B7"/>
-        </w:rPr>
-        <w:t xml:space="preserve">: </w:t>
-      </w:r>
-      <w:r>
-        <w:rPr>
-          <w:b/>
-          <w:shd w:val="clear" w:color="auto" w:fill="B7B7B7"/>
-        </w:rPr>
-        <w:t xml:space="preserve">Chatgpt </w:t>
-      </w:r>
-      <w:r>
-        <w:rPr>
-          <w:b/>
-          <w:sz w:val="14"/>
-          <w:szCs w:val="14"/>
-          <w:shd w:val="clear" w:color="auto" w:fill="B7B7B7"/>
-        </w:rPr>
-        <w:t>(GPT</w:t>
-      </w:r>
-      <w:r>
-        <w:rPr>
-          <w:rFonts w:ascii="Cambria Math" w:hAnsi="Cambria Math" w:cs="Cambria Math"/>
-          <w:b/>
-          <w:sz w:val="14"/>
-          <w:szCs w:val="14"/>
-          <w:shd w:val="clear" w:color="auto" w:fill="B7B7B7"/>
+          <w:rFonts w:ascii="Arial" w:eastAsia="Arial" w:hAnsi="Arial" w:cs="Arial"/>
+          <w:b/>
+          <w:color w:val="000000"/>
+          <w:sz w:val="18"/>
+          <w:highlight w:val="lightGray"/>
+        </w:rPr>
+        <w:t># Source: AI Source: Provided by: [Data Path</w:t>
+      </w:r>
+      <w:r>
+        <w:rPr>
+          <w:rFonts w:ascii="Arial" w:eastAsia="Arial" w:hAnsi="Arial" w:cs="Arial"/>
+          <w:color w:val="000000"/>
+          <w:sz w:val="18"/>
+          <w:highlight w:val="lightGray"/>
+        </w:rPr>
+        <w:t xml:space="preserve">: Persons Table -&gt; ID Column: 1, Name_En Column: Motasem Essam] -&gt; </w:t>
+      </w:r>
+      <w:r>
+        <w:rPr>
+          <w:rFonts w:ascii="Arial" w:eastAsia="Arial" w:hAnsi="Arial" w:cs="Arial"/>
+          <w:b/>
+          <w:color w:val="000000"/>
+          <w:sz w:val="18"/>
+          <w:highlight w:val="lightGray"/>
+        </w:rPr>
+        <w:t>From:</w:t>
+      </w:r>
+      <w:r>
+        <w:rPr>
+          <w:rFonts w:ascii="Arial" w:eastAsia="Arial" w:hAnsi="Arial" w:cs="Arial"/>
+          <w:color w:val="000000"/>
+          <w:sz w:val="18"/>
+          <w:highlight w:val="lightGray"/>
+        </w:rPr>
+        <w:t xml:space="preserve"> [Chatgpt (GPT</w:t>
+      </w:r>
+      <w:r>
+        <w:rPr>
+          <w:rFonts w:ascii="Arial" w:eastAsia="Arial" w:hAnsi="Arial" w:cs="Cambria Math"/>
+          <w:color w:val="000000"/>
+          <w:sz w:val="18"/>
+          <w:highlight w:val="lightGray"/>
         </w:rPr>
         <w:t>‑</w:t>
       </w:r>
       <w:r>
         <w:rPr>
-          <w:b/>
-          <w:sz w:val="14"/>
-          <w:szCs w:val="14"/>
-          <w:shd w:val="clear" w:color="auto" w:fill="B7B7B7"/>
-        </w:rPr>
-        <w:t>5 Mini) at [8/16/2025]</w:t>
+          <w:rFonts w:ascii="Arial" w:eastAsia="Arial" w:hAnsi="Arial" w:cs="Arial"/>
+          <w:color w:val="000000"/>
+          <w:sz w:val="18"/>
+          <w:highlight w:val="lightGray"/>
+        </w:rPr>
+        <w:t xml:space="preserve">5 Mini)] </w:t>
+      </w:r>
+      <w:r>
+        <w:rPr>
+          <w:rFonts w:ascii="Arial" w:eastAsia="Arial" w:hAnsi="Arial" w:cs="Arial"/>
+          <w:b/>
+          <w:color w:val="000000"/>
+          <w:sz w:val="18"/>
+          <w:highlight w:val="lightGray"/>
+        </w:rPr>
+        <w:t>on</w:t>
+      </w:r>
+      <w:r>
+        <w:rPr>
+          <w:rFonts w:ascii="Arial" w:eastAsia="Arial" w:hAnsi="Arial"/>
+          <w:sz w:val="18"/>
+          <w:highlight w:val="lightGray"/>
+        </w:rPr>
+        <w:t xml:space="preserve"> [8/16/2025]</w:t>
       </w:r>
     </w:p>
     <w:p>
@@ -1183,7 +1317,7 @@
           <w:ilvl w:val="0"/>
           <w:numId w:val="4"/>
         </w:numPr>
-        <w:spacing w:before="240"/>
+        <w:spacing w:before="240" w:after="0" w:line="276" w:lineRule="auto"/>
       </w:pPr>
       <w:r>
         <w:rPr>
@@ -1211,6 +1345,7 @@
           <w:ilvl w:val="0"/>
           <w:numId w:val="4"/>
         </w:numPr>
+        <w:spacing w:after="0" w:line="276" w:lineRule="auto"/>
       </w:pPr>
       <w:r>
         <w:rPr>
@@ -1238,6 +1373,7 @@
           <w:ilvl w:val="0"/>
           <w:numId w:val="4"/>
         </w:numPr>
+        <w:spacing w:after="0" w:line="276" w:lineRule="auto"/>
       </w:pPr>
       <w:r>
         <w:rPr>
@@ -1265,7 +1401,7 @@
           <w:ilvl w:val="0"/>
           <w:numId w:val="4"/>
         </w:numPr>
-        <w:spacing w:after="240"/>
+        <w:spacing w:after="240" w:line="276" w:lineRule="auto"/>
       </w:pPr>
       <w:r>
         <w:rPr>
@@ -1329,7 +1465,7 @@
     </w:p>
     <w:p>
       <w:r>
-        <w:pict w14:anchorId="363AB8E2">
+        <w:pict w14:anchorId="6F97A293">
           <v:rect id="_x0000_i1029" style="width:0;height:1.5pt" o:hralign="center" o:hrstd="t" o:hr="t" fillcolor="#a0a0a0" stroked="f"/>
         </w:pict>
       </w:r>
@@ -1353,51 +1489,77 @@
       </w:pPr>
       <w:r>
         <w:rPr>
-          <w:b/>
-          <w:shd w:val="clear" w:color="auto" w:fill="B7B7B7"/>
-        </w:rPr>
-        <w:t># Source</w:t>
-      </w:r>
-      <w:r>
-        <w:rPr>
-          <w:shd w:val="clear" w:color="auto" w:fill="B7B7B7"/>
-        </w:rPr>
-        <w:t xml:space="preserve">: </w:t>
-      </w:r>
-      <w:r>
-        <w:rPr>
-          <w:b/>
-          <w:shd w:val="clear" w:color="auto" w:fill="B7B7B7"/>
-        </w:rPr>
-        <w:t xml:space="preserve">Chatgpt </w:t>
-      </w:r>
-      <w:r>
-        <w:rPr>
-          <w:b/>
-          <w:sz w:val="14"/>
-          <w:szCs w:val="14"/>
-          <w:shd w:val="clear" w:color="auto" w:fill="B7B7B7"/>
-        </w:rPr>
-        <w:t>(GPT</w:t>
-      </w:r>
-      <w:r>
-        <w:rPr>
-          <w:rFonts w:ascii="Cambria Math" w:hAnsi="Cambria Math" w:cs="Cambria Math"/>
-          <w:b/>
-          <w:sz w:val="14"/>
-          <w:szCs w:val="14"/>
-          <w:shd w:val="clear" w:color="auto" w:fill="B7B7B7"/>
+          <w:rFonts w:ascii="Arial" w:eastAsia="Arial" w:hAnsi="Arial" w:cs="Arial"/>
+          <w:b/>
+          <w:color w:val="000000"/>
+          <w:sz w:val="18"/>
+          <w:highlight w:val="lightGray"/>
+        </w:rPr>
+        <w:t># Source: AI Source: Provided by: [Data Path</w:t>
+      </w:r>
+      <w:r>
+        <w:rPr>
+          <w:rFonts w:ascii="Arial" w:eastAsia="Arial" w:hAnsi="Arial" w:cs="Arial"/>
+          <w:color w:val="000000"/>
+          <w:sz w:val="18"/>
+          <w:highlight w:val="lightGray"/>
+        </w:rPr>
+        <w:t xml:space="preserve">: Persons Table -&gt; ID Column: 1, Name_En Column: Motasem Essam] -&gt; </w:t>
+      </w:r>
+      <w:r>
+        <w:rPr>
+          <w:rFonts w:ascii="Arial" w:eastAsia="Arial" w:hAnsi="Arial" w:cs="Arial"/>
+          <w:b/>
+          <w:color w:val="000000"/>
+          <w:sz w:val="18"/>
+          <w:highlight w:val="lightGray"/>
+        </w:rPr>
+        <w:t>From:</w:t>
+      </w:r>
+      <w:r>
+        <w:rPr>
+          <w:rFonts w:ascii="Arial" w:eastAsia="Arial" w:hAnsi="Arial" w:cs="Arial"/>
+          <w:color w:val="000000"/>
+          <w:sz w:val="18"/>
+          <w:highlight w:val="lightGray"/>
+        </w:rPr>
+        <w:t xml:space="preserve"> [Chatgpt (GPT</w:t>
+      </w:r>
+      <w:r>
+        <w:rPr>
+          <w:rFonts w:ascii="Arial" w:eastAsia="Arial" w:hAnsi="Arial" w:cs="Cambria Math"/>
+          <w:color w:val="000000"/>
+          <w:sz w:val="18"/>
+          <w:highlight w:val="lightGray"/>
         </w:rPr>
         <w:t>‑</w:t>
       </w:r>
       <w:r>
         <w:rPr>
-          <w:b/>
-          <w:sz w:val="14"/>
-          <w:szCs w:val="14"/>
-          <w:shd w:val="clear" w:color="auto" w:fill="B7B7B7"/>
-        </w:rPr>
-        <w:t>5 Mini) at [8/16/2025]</w:t>
+          <w:rFonts w:ascii="Arial" w:eastAsia="Arial" w:hAnsi="Arial" w:cs="Arial"/>
+          <w:color w:val="000000"/>
+          <w:sz w:val="18"/>
+          <w:highlight w:val="lightGray"/>
+        </w:rPr>
+        <w:t xml:space="preserve">5 Mini)] </w:t>
+      </w:r>
+      <w:r>
+        <w:rPr>
+          <w:rFonts w:ascii="Arial" w:eastAsia="Arial" w:hAnsi="Arial" w:cs="Arial"/>
+          <w:b/>
+          <w:color w:val="000000"/>
+          <w:sz w:val="18"/>
+          <w:highlight w:val="lightGray"/>
+        </w:rPr>
+        <w:t>on</w:t>
+      </w:r>
+      <w:r>
+        <w:rPr>
+          <w:rFonts w:ascii="Arial" w:eastAsia="Arial" w:hAnsi="Arial"/>
+          <w:sz w:val="18"/>
+          <w:highlight w:val="lightGray"/>
+        </w:rPr>
+        <w:t xml:space="preserve"> [8/16/2025]</w:t>
       </w:r>
     </w:p>
     <w:p>
@@ -1406,7 +1568,7 @@
           <w:ilvl w:val="0"/>
           <w:numId w:val="3"/>
         </w:numPr>
-        <w:spacing w:before="240"/>
+        <w:spacing w:before="240" w:after="0" w:line="276" w:lineRule="auto"/>
       </w:pPr>
       <w:r>
         <w:rPr>
@@ -1440,13 +1602,12 @@
           <w:ilvl w:val="0"/>
           <w:numId w:val="3"/>
         </w:numPr>
-        <w:spacing w:after="240"/>
-      </w:pPr>
-      <w:r>
-        <w:rPr>
-          <w:rFonts w:ascii="Roboto Mono" w:eastAsia="Roboto Mono" w:hAnsi="Roboto Mono" w:cs="Roboto Mono"/>
-        </w:rPr>
-        <w:lastRenderedPageBreak/>
+        <w:spacing w:after="240" w:line="276" w:lineRule="auto"/>
+      </w:pPr>
+      <w:r>
+        <w:rPr>
+          <w:rFonts w:ascii="Roboto Mono" w:eastAsia="Roboto Mono" w:hAnsi="Roboto Mono" w:cs="Roboto Mono"/>
+        </w:rPr>
         <w:t xml:space="preserve">Provides </w:t>
       </w:r>
       <w:r>
@@ -1488,51 +1649,77 @@
       </w:pPr>
       <w:r>
         <w:rPr>
-          <w:b/>
-          <w:shd w:val="clear" w:color="auto" w:fill="B7B7B7"/>
-        </w:rPr>
-        <w:t># Source</w:t>
-      </w:r>
-      <w:r>
-        <w:rPr>
-          <w:shd w:val="clear" w:color="auto" w:fill="B7B7B7"/>
-        </w:rPr>
-        <w:t xml:space="preserve">: </w:t>
-      </w:r>
-      <w:r>
-        <w:rPr>
-          <w:b/>
-          <w:shd w:val="clear" w:color="auto" w:fill="B7B7B7"/>
-        </w:rPr>
-        <w:t xml:space="preserve">Chatgpt </w:t>
-      </w:r>
-      <w:r>
-        <w:rPr>
-          <w:b/>
-          <w:sz w:val="14"/>
-          <w:szCs w:val="14"/>
-          <w:shd w:val="clear" w:color="auto" w:fill="B7B7B7"/>
-        </w:rPr>
-        <w:t>(GPT</w:t>
-      </w:r>
-      <w:r>
-        <w:rPr>
-          <w:rFonts w:ascii="Cambria Math" w:hAnsi="Cambria Math" w:cs="Cambria Math"/>
-          <w:b/>
-          <w:sz w:val="14"/>
-          <w:szCs w:val="14"/>
-          <w:shd w:val="clear" w:color="auto" w:fill="B7B7B7"/>
+          <w:rFonts w:ascii="Arial" w:eastAsia="Arial" w:hAnsi="Arial" w:cs="Arial"/>
+          <w:b/>
+          <w:color w:val="000000"/>
+          <w:sz w:val="18"/>
+          <w:highlight w:val="lightGray"/>
+        </w:rPr>
+        <w:t># Source: AI Source: Provided by: [Data Path</w:t>
+      </w:r>
+      <w:r>
+        <w:rPr>
+          <w:rFonts w:ascii="Arial" w:eastAsia="Arial" w:hAnsi="Arial" w:cs="Arial"/>
+          <w:color w:val="000000"/>
+          <w:sz w:val="18"/>
+          <w:highlight w:val="lightGray"/>
+        </w:rPr>
+        <w:t xml:space="preserve">: Persons Table -&gt; ID Column: 1, Name_En Column: Motasem Essam] -&gt; </w:t>
+      </w:r>
+      <w:r>
+        <w:rPr>
+          <w:rFonts w:ascii="Arial" w:eastAsia="Arial" w:hAnsi="Arial" w:cs="Arial"/>
+          <w:b/>
+          <w:color w:val="000000"/>
+          <w:sz w:val="18"/>
+          <w:highlight w:val="lightGray"/>
+        </w:rPr>
+        <w:t>From:</w:t>
+      </w:r>
+      <w:r>
+        <w:rPr>
+          <w:rFonts w:ascii="Arial" w:eastAsia="Arial" w:hAnsi="Arial" w:cs="Arial"/>
+          <w:color w:val="000000"/>
+          <w:sz w:val="18"/>
+          <w:highlight w:val="lightGray"/>
+        </w:rPr>
+        <w:t xml:space="preserve"> [Chatgpt (GPT</w:t>
+      </w:r>
+      <w:r>
+        <w:rPr>
+          <w:rFonts w:ascii="Arial" w:eastAsia="Arial" w:hAnsi="Arial" w:cs="Cambria Math"/>
+          <w:color w:val="000000"/>
+          <w:sz w:val="18"/>
+          <w:highlight w:val="lightGray"/>
         </w:rPr>
         <w:t>‑</w:t>
       </w:r>
       <w:r>
         <w:rPr>
-          <w:b/>
-          <w:sz w:val="14"/>
-          <w:szCs w:val="14"/>
-          <w:shd w:val="clear" w:color="auto" w:fill="B7B7B7"/>
-        </w:rPr>
-        <w:t>5 Mini) at [8/16/2025]</w:t>
+          <w:rFonts w:ascii="Arial" w:eastAsia="Arial" w:hAnsi="Arial" w:cs="Arial"/>
+          <w:color w:val="000000"/>
+          <w:sz w:val="18"/>
+          <w:highlight w:val="lightGray"/>
+        </w:rPr>
+        <w:t xml:space="preserve">5 Mini)] </w:t>
+      </w:r>
+      <w:r>
+        <w:rPr>
+          <w:rFonts w:ascii="Arial" w:eastAsia="Arial" w:hAnsi="Arial" w:cs="Arial"/>
+          <w:b/>
+          <w:color w:val="000000"/>
+          <w:sz w:val="18"/>
+          <w:highlight w:val="lightGray"/>
+        </w:rPr>
+        <w:t>on</w:t>
+      </w:r>
+      <w:r>
+        <w:rPr>
+          <w:rFonts w:ascii="Arial" w:eastAsia="Arial" w:hAnsi="Arial"/>
+          <w:sz w:val="18"/>
+          <w:highlight w:val="lightGray"/>
+        </w:rPr>
+        <w:t xml:space="preserve"> [8/16/2025]</w:t>
       </w:r>
     </w:p>
     <w:p>
@@ -1541,7 +1728,7 @@
           <w:ilvl w:val="0"/>
           <w:numId w:val="2"/>
         </w:numPr>
-        <w:spacing w:before="240"/>
+        <w:spacing w:before="240" w:after="0" w:line="276" w:lineRule="auto"/>
       </w:pPr>
       <w:r>
         <w:rPr>
@@ -1595,6 +1782,7 @@
           <w:ilvl w:val="1"/>
           <w:numId w:val="2"/>
         </w:numPr>
+        <w:spacing w:after="0" w:line="276" w:lineRule="auto"/>
         <w:rPr>
           <w:rFonts w:ascii="Roboto Mono" w:eastAsia="Roboto Mono" w:hAnsi="Roboto Mono" w:cs="Roboto Mono"/>
         </w:rPr>
@@ -1618,7 +1806,7 @@
           <w:ilvl w:val="0"/>
           <w:numId w:val="2"/>
         </w:numPr>
-        <w:spacing w:after="240"/>
+        <w:spacing w:after="240" w:line="276" w:lineRule="auto"/>
         <w:rPr>
           <w:rFonts w:ascii="Roboto Mono" w:eastAsia="Roboto Mono" w:hAnsi="Roboto Mono" w:cs="Roboto Mono"/>
         </w:rPr>
@@ -1638,7 +1826,7 @@
     </w:p>
     <w:p>
       <w:r>
-        <w:pict w14:anchorId="05D37A84">
+        <w:pict w14:anchorId="2744CE0D">
           <v:rect id="_x0000_i1030" style="width:0;height:1.5pt" o:hralign="center" o:hrstd="t" o:hr="t" fillcolor="#a0a0a0" stroked="f"/>
         </w:pict>
       </w:r>
@@ -1699,19 +1887,20 @@
     </w:p>
     <w:p>
       <w:r>
-        <w:pict w14:anchorId="1D0FC736">
+        <w:pict w14:anchorId="15A18AE3">
           <v:rect id="_x0000_i1031" style="width:0;height:1.5pt" o:hralign="center" o:hrstd="t" o:hr="t" fillcolor="#a0a0a0" stroked="f"/>
         </w:pict>
       </w:r>
     </w:p>
+    <w:p/>
     <w:p/>
     <w:p/>
     <w:p/>
     <w:sectPr>
       <w:pgSz w:w="12240" w:h="15840"/>
       <w:pgMar w:top="1440" w:right="1440" w:bottom="1440" w:left="1440" w:header="720" w:footer="720" w:gutter="0"/>
-      <w:pgNumType w:start="1"/>
       <w:cols w:space="720"/>
+      <w:docGrid w:linePitch="360"/>
     </w:sectPr>
   </w:body>
 </w:document>
@@ -2934,18 +3123,6 @@
   <w:style w:type="paragraph" w:default="1" w:styleId="Normal">
     <w:name w:val="Normal"/>
     <w:qFormat/>
-    <w:rsid w:val="006727C6"/>
-    <w:pPr>
-      <w:spacing w:after="0" w:line="276" w:lineRule="auto"/>
-    </w:pPr>
-    <w:rPr>
-      <w:rFonts w:ascii="Arial" w:eastAsia="Arial" w:hAnsi="Arial" w:cs="Arial"/>
-      <w:kern w:val="0"/>
-      <w:sz w:val="22"/>
-      <w:szCs w:val="22"/>
-      <w:lang w:val="en"/>
-      <w14:ligatures w14:val="none"/>
-    </w:rPr>
   </w:style>
   <w:style w:type="paragraph" w:styleId="Heading1">
     <w:name w:val="heading 1"/>
@@ -2954,7 +3131,7 @@
     <w:link w:val="Heading1Char"/>
     <w:uiPriority w:val="9"/>
     <w:qFormat/>
-    <w:rsid w:val="00AA7928"/>
+    <w:rsid w:val="00A211A5"/>
     <w:pPr>
       <w:keepNext/>
       <w:keepLines/>
@@ -2976,7 +3153,7 @@
     <w:uiPriority w:val="9"/>
     <w:unhideWhenUsed/>
     <w:qFormat/>
-    <w:rsid w:val="00AA7928"/>
+    <w:rsid w:val="00A211A5"/>
     <w:pPr>
       <w:keepNext/>
       <w:keepLines/>
@@ -2999,7 +3176,7 @@
     <w:semiHidden/>
     <w:unhideWhenUsed/>
     <w:qFormat/>
-    <w:rsid w:val="00AA7928"/>
+    <w:rsid w:val="00A211A5"/>
     <w:pPr>
       <w:keepNext/>
       <w:keepLines/>
@@ -3022,7 +3199,7 @@
     <w:semiHidden/>
     <w:unhideWhenUsed/>
     <w:qFormat/>
-    <w:rsid w:val="00AA7928"/>
+    <w:rsid w:val="00A211A5"/>
     <w:pPr>
       <w:keepNext/>
       <w:keepLines/>
@@ -3045,7 +3222,7 @@
     <w:semiHidden/>
     <w:unhideWhenUsed/>
     <w:qFormat/>
-    <w:rsid w:val="00AA7928"/>
+    <w:rsid w:val="00A211A5"/>
     <w:pPr>
       <w:keepNext/>
       <w:keepLines/>
@@ -3066,11 +3243,11 @@
     <w:semiHidden/>
     <w:unhideWhenUsed/>
     <w:qFormat/>
-    <w:rsid w:val="00AA7928"/>
+    <w:rsid w:val="00A211A5"/>
     <w:pPr>
       <w:keepNext/>
       <w:keepLines/>
-      <w:spacing w:before="40"/>
+      <w:spacing w:before="40" w:after="0"/>
       <w:outlineLvl w:val="5"/>
     </w:pPr>
     <w:rPr>
@@ -3089,11 +3266,11 @@
     <w:semiHidden/>
     <w:unhideWhenUsed/>
     <w:qFormat/>
-    <w:rsid w:val="00AA7928"/>
+    <w:rsid w:val="00A211A5"/>
     <w:pPr>
       <w:keepNext/>
       <w:keepLines/>
-      <w:spacing w:before="40"/>
+      <w:spacing w:before="40" w:after="0"/>
       <w:outlineLvl w:val="6"/>
     </w:pPr>
     <w:rPr>
@@ -3110,10 +3287,11 @@
     <w:semiHidden/>
     <w:unhideWhenUsed/>
     <w:qFormat/>
-    <w:rsid w:val="00AA7928"/>
+    <w:rsid w:val="00A211A5"/>
     <w:pPr>
       <w:keepNext/>
       <w:keepLines/>
+      <w:spacing w:after="0"/>
       <w:outlineLvl w:val="7"/>
     </w:pPr>
     <w:rPr>
@@ -3132,10 +3310,11 @@
     <w:semiHidden/>
     <w:unhideWhenUsed/>
     <w:qFormat/>
-    <w:rsid w:val="00AA7928"/>
+    <w:rsid w:val="00A211A5"/>
     <w:pPr>
       <w:keepNext/>
       <w:keepLines/>
+      <w:spacing w:after="0"/>
       <w:outlineLvl w:val="8"/>
     </w:pPr>
     <w:rPr>
@@ -3175,7 +3354,7 @@
     <w:basedOn w:val="DefaultParagraphFont"/>
     <w:link w:val="Heading1"/>
     <w:uiPriority w:val="9"/>
-    <w:rsid w:val="00AA7928"/>
+    <w:rsid w:val="00A211A5"/>
     <w:rPr>
       <w:rFonts w:asciiTheme="majorHAnsi" w:eastAsiaTheme="majorEastAsia" w:hAnsiTheme="majorHAnsi" w:cstheme="majorBidi"/>
       <w:color w:val="2F5496" w:themeColor="accent1" w:themeShade="BF"/>
@@ -3188,7 +3367,7 @@
     <w:basedOn w:val="DefaultParagraphFont"/>
     <w:link w:val="Heading2"/>
     <w:uiPriority w:val="9"/>
-    <w:rsid w:val="00AA7928"/>
+    <w:rsid w:val="00A211A5"/>
     <w:rPr>
       <w:rFonts w:asciiTheme="majorHAnsi" w:eastAsiaTheme="majorEastAsia" w:hAnsiTheme="majorHAnsi" w:cstheme="majorBidi"/>
       <w:color w:val="2F5496" w:themeColor="accent1" w:themeShade="BF"/>
@@ -3202,7 +3381,7 @@
     <w:link w:val="Heading3"/>
     <w:uiPriority w:val="9"/>
     <w:semiHidden/>
-    <w:rsid w:val="00AA7928"/>
+    <w:rsid w:val="00A211A5"/>
     <w:rPr>
       <w:rFonts w:eastAsiaTheme="majorEastAsia" w:cstheme="majorBidi"/>
       <w:color w:val="2F5496" w:themeColor="accent1" w:themeShade="BF"/>
@@ -3216,7 +3395,7 @@
     <w:link w:val="Heading4"/>
     <w:uiPriority w:val="9"/>
     <w:semiHidden/>
-    <w:rsid w:val="00AA7928"/>
+    <w:rsid w:val="00A211A5"/>
     <w:rPr>
       <w:rFonts w:eastAsiaTheme="majorEastAsia" w:cstheme="majorBidi"/>
       <w:i/>
@@ -3230,7 +3409,7 @@
     <w:link w:val="Heading5"/>
     <w:uiPriority w:val="9"/>
     <w:semiHidden/>
-    <w:rsid w:val="00AA7928"/>
+    <w:rsid w:val="00A211A5"/>
     <w:rPr>
       <w:rFonts w:eastAsiaTheme="majorEastAsia" w:cstheme="majorBidi"/>
       <w:color w:val="2F5496" w:themeColor="accent1" w:themeShade="BF"/>
@@ -3242,7 +3421,7 @@
     <w:link w:val="Heading6"/>
     <w:uiPriority w:val="9"/>
     <w:semiHidden/>
-    <w:rsid w:val="00AA7928"/>
+    <w:rsid w:val="00A211A5"/>
     <w:rPr>
       <w:rFonts w:eastAsiaTheme="majorEastAsia" w:cstheme="majorBidi"/>
       <w:i/>
@@ -3256,7 +3435,7 @@
     <w:link w:val="Heading7"/>
     <w:uiPriority w:val="9"/>
     <w:semiHidden/>
-    <w:rsid w:val="00AA7928"/>
+    <w:rsid w:val="00A211A5"/>
     <w:rPr>
       <w:rFonts w:eastAsiaTheme="majorEastAsia" w:cstheme="majorBidi"/>
       <w:color w:val="595959" w:themeColor="text1" w:themeTint="A6"/>
@@ -3268,7 +3447,7 @@
     <w:link w:val="Heading8"/>
     <w:uiPriority w:val="9"/>
     <w:semiHidden/>
-    <w:rsid w:val="00AA7928"/>
+    <w:rsid w:val="00A211A5"/>
     <w:rPr>
       <w:rFonts w:eastAsiaTheme="majorEastAsia" w:cstheme="majorBidi"/>
       <w:i/>
@@ -3282,7 +3461,7 @@
     <w:link w:val="Heading9"/>
     <w:uiPriority w:val="9"/>
     <w:semiHidden/>
-    <w:rsid w:val="00AA7928"/>
+    <w:rsid w:val="00A211A5"/>
     <w:rPr>
       <w:rFonts w:eastAsiaTheme="majorEastAsia" w:cstheme="majorBidi"/>
       <w:color w:val="272727" w:themeColor="text1" w:themeTint="D8"/>
@@ -3295,7 +3474,7 @@
     <w:link w:val="TitleChar"/>
     <w:uiPriority w:val="10"/>
     <w:qFormat/>
-    <w:rsid w:val="00AA7928"/>
+    <w:rsid w:val="00A211A5"/>
     <w:pPr>
       <w:spacing w:after="80" w:line="240" w:lineRule="auto"/>
       <w:contextualSpacing/>
@@ -3313,7 +3492,7 @@
     <w:basedOn w:val="DefaultParagraphFont"/>
     <w:link w:val="Title"/>
     <w:uiPriority w:val="10"/>
-    <w:rsid w:val="00AA7928"/>
+    <w:rsid w:val="00A211A5"/>
     <w:rPr>
       <w:rFonts w:asciiTheme="majorHAnsi" w:eastAsiaTheme="majorEastAsia" w:hAnsiTheme="majorHAnsi" w:cstheme="majorBidi"/>
       <w:spacing w:val="-10"/>
@@ -3329,7 +3508,7 @@
     <w:link w:val="SubtitleChar"/>
     <w:uiPriority w:val="11"/>
     <w:qFormat/>
-    <w:rsid w:val="00AA7928"/>
+    <w:rsid w:val="00A211A5"/>
     <w:pPr>
       <w:numPr>
         <w:ilvl w:val="1"/>
@@ -3348,7 +3527,7 @@
     <w:basedOn w:val="DefaultParagraphFont"/>
     <w:link w:val="Subtitle"/>
     <w:uiPriority w:val="11"/>
-    <w:rsid w:val="00AA7928"/>
+    <w:rsid w:val="00A211A5"/>
     <w:rPr>
       <w:rFonts w:eastAsiaTheme="majorEastAsia" w:cstheme="majorBidi"/>
       <w:color w:val="595959" w:themeColor="text1" w:themeTint="A6"/>
@@ -3364,7 +3543,7 @@
     <w:link w:val="QuoteChar"/>
     <w:uiPriority w:val="29"/>
     <w:qFormat/>
-    <w:rsid w:val="00AA7928"/>
+    <w:rsid w:val="00A211A5"/>
     <w:pPr>
       <w:spacing w:before="160"/>
       <w:jc w:val="center"/>
@@ -3380,7 +3559,7 @@
     <w:basedOn w:val="DefaultParagraphFont"/>
     <w:link w:val="Quote"/>
     <w:uiPriority w:val="29"/>
-    <w:rsid w:val="00AA7928"/>
+    <w:rsid w:val="00A211A5"/>
     <w:rPr>
       <w:i/>
       <w:iCs/>
@@ -3392,7 +3571,7 @@
     <w:basedOn w:val="Normal"/>
     <w:uiPriority w:val="34"/>
     <w:qFormat/>
-    <w:rsid w:val="00AA7928"/>
+    <w:rsid w:val="00A211A5"/>
     <w:pPr>
       <w:ind w:left="720"/>
       <w:contextualSpacing/>
@@ -3403,7 +3582,7 @@
     <w:basedOn w:val="DefaultParagraphFont"/>
     <w:uiPriority w:val="21"/>
     <w:qFormat/>
-    <w:rsid w:val="00AA7928"/>
+    <w:rsid w:val="00A211A5"/>
     <w:rPr>
       <w:i/>
       <w:iCs/>
@@ -3417,7 +3596,7 @@
     <w:link w:val="IntenseQuoteChar"/>
     <w:uiPriority w:val="30"/>
     <w:qFormat/>
-    <w:rsid w:val="00AA7928"/>
+    <w:rsid w:val="00A211A5"/>
     <w:pPr>
       <w:pBdr>
         <w:top w:val="single" w:sz="4" w:space="10" w:color="2F5496" w:themeColor="accent1" w:themeShade="BF"/>
@@ -3438,7 +3617,7 @@
     <w:basedOn w:val="DefaultParagraphFont"/>
     <w:link w:val="IntenseQuote"/>
     <w:uiPriority w:val="30"/>
-    <w:rsid w:val="00AA7928"/>
+    <w:rsid w:val="00A211A5"/>
     <w:rPr>
       <w:i/>
       <w:iCs/>
@@ -3450,7 +3629,7 @@
     <w:basedOn w:val="DefaultParagraphFont"/>
     <w:uiPriority w:val="32"/>
     <w:qFormat/>
-    <w:rsid w:val="00AA7928"/>
+    <w:rsid w:val="00A211A5"/>
     <w:rPr>
       <w:b/>
       <w:bCs/>
